--- a/treasury-platform/docs/36-INTERNAL-PERSPECTIVE-STUDY.docx
+++ b/treasury-platform/docs/36-INTERNAL-PERSPECTIVE-STUDY.docx
@@ -271,7 +271,7 @@
                 <w:szCs w:val="18"/>
                 <w:rtl/>
               </w:rPr>
-              <w:t xml:space="preserve">دراسة للاعتماد، لم يُبنَ منها شيء بعد</w:t>
+              <w:t xml:space="preserve">اعتمدها المالك في 2026-10-20 (القرار 34) بمقترحاتها؛ بُنيت المرحلتان أ وب، والباقي ينتظر</w:t>
             </w:r>
           </w:p>
         </w:tc>
@@ -641,7 +641,7 @@
             <w:szCs w:val="20"/>
             <w:rtl/>
           </w:rPr>
-          <w:t xml:space="preserve">7. ما يحتاج قرارك</w:t>
+          <w:t xml:space="preserve">7. قرارات المالك (2026-10-20، القرار 34)</w:t>
         </w:r>
       </w:hyperlink>
     </w:p>
@@ -4615,7 +4615,7 @@
           <w:szCs w:val="32"/>
           <w:rtl/>
         </w:rPr>
-        <w:t xml:space="preserve">7. ما يحتاج قرارك</w:t>
+        <w:t xml:space="preserve">7. قرارات المالك (2026-10-20، القرار 34)</w:t>
       </w:r>
       <w:bookmarkEnd w:id="13"/>
     </w:p>
@@ -4638,7 +4638,7 @@
           <w:szCs w:val="21"/>
           <w:rtl/>
         </w:rPr>
-        <w:t xml:space="preserve">من يعتمد نسخة العرض المختارة</w:t>
+        <w:t xml:space="preserve">نسخة العرض المختارة</w:t>
       </w:r>
       <w:r>
         <w:rPr>
@@ -4649,7 +4649,7 @@
           <w:szCs w:val="21"/>
           <w:rtl/>
         </w:rPr>
-        <w:t xml:space="preserve"> قبل تحويلها إلى قائمة مسودة: مدير الخزينة وحده، أم مدير الخزينة والمدير المالي؟ (المقترح: معدّها ومعتمد غيره من الإدارة المالية)</w:t>
+        <w:t xml:space="preserve"> يعتمدها شخص من الإدارة المالية غير معدّها.</w:t>
       </w:r>
     </w:p>
     <w:p>
@@ -4671,7 +4671,7 @@
           <w:szCs w:val="21"/>
           <w:rtl/>
         </w:rPr>
-        <w:t xml:space="preserve">مدة الإنذار المبكر</w:t>
+        <w:t xml:space="preserve">الإنذار المبكر</w:t>
       </w:r>
       <w:r>
         <w:rPr>
@@ -4682,7 +4682,7 @@
           <w:szCs w:val="21"/>
           <w:rtl/>
         </w:rPr>
-        <w:t xml:space="preserve"> قبل التجديد واختبار التعهدات. (المقترح: 6 أشهر، وتعدّلها كل شركة)</w:t>
+        <w:t xml:space="preserve"> 6 أشهر قبل التجديد واختبار التعهدات، وتعدّله كل شركة.</w:t>
       </w:r>
     </w:p>
     <w:p>
@@ -4704,7 +4704,7 @@
           <w:szCs w:val="21"/>
           <w:rtl/>
         </w:rPr>
-        <w:t xml:space="preserve">هل يُبنى تقييم الموازنة (ف5) الآن</w:t>
+        <w:t xml:space="preserve">تقييم الموازنة (ف5)</w:t>
       </w:r>
       <w:r>
         <w:rPr>
@@ -4715,7 +4715,7 @@
           <w:szCs w:val="21"/>
           <w:rtl/>
         </w:rPr>
-        <w:t xml:space="preserve"> أم بعد المراحل أ إلى د؟ (المقترح: بعدها)</w:t>
+        <w:t xml:space="preserve"> بعد المراحل أ إلى د.</w:t>
       </w:r>
     </w:p>
     <w:p>
@@ -4737,7 +4737,7 @@
           <w:szCs w:val="21"/>
           <w:rtl/>
         </w:rPr>
-        <w:t xml:space="preserve">هل تبدأ بالمرحلتين أ وب</w:t>
+        <w:t xml:space="preserve">البدء بالمرحلتين أ وب</w:t>
       </w:r>
       <w:r>
         <w:rPr>
@@ -4748,7 +4748,31 @@
           <w:szCs w:val="21"/>
           <w:rtl/>
         </w:rPr>
-        <w:t xml:space="preserve"> فورًا؟</w:t>
+        <w:t xml:space="preserve">: بُنيتا. المرحلة أ صححت لغة المنهجية (</w:t>
+      </w:r>
+      <w:r>
+        <w:rPr>
+          <w:rFonts w:ascii="Courier New" w:cs="Courier New" w:eastAsia="Courier New" w:hAnsi="Courier New"/>
+          <w:b w:val="false"/>
+          <w:bCs w:val="false"/>
+          <w:color w:val="1F2937"/>
+          <w:sz w:val="18"/>
+          <w:szCs w:val="18"/>
+          <w:shd w:fill="F1F3F5" w:color="auto" w:val="clear"/>
+          <w:rtl/>
+        </w:rPr>
+        <w:t xml:space="preserve">‎docs/35‎</w:t>
+      </w:r>
+      <w:r>
+        <w:rPr>
+          <w:rFonts w:ascii="Arial" w:cs="Arial" w:eastAsia="Arial" w:hAnsi="Arial"/>
+          <w:b w:val="false"/>
+          <w:bCs w:val="false"/>
+          <w:sz w:val="21"/>
+          <w:szCs w:val="21"/>
+          <w:rtl/>
+        </w:rPr>
+        <w:t xml:space="preserve"> §1 و§10 و§11 و§14 و§18 و§20). والمرحلة ب التقييم التجريبي (ADR 0022، FR-FIN-035، BR-FIN-036، الاختبار CA18).</w:t>
       </w:r>
     </w:p>
     <w:p>

--- a/treasury-platform/docs/36-INTERNAL-PERSPECTIVE-STUDY.docx
+++ b/treasury-platform/docs/36-INTERNAL-PERSPECTIVE-STUDY.docx
@@ -271,7 +271,7 @@
                 <w:szCs w:val="18"/>
                 <w:rtl/>
               </w:rPr>
-              <w:t xml:space="preserve">اعتمدها المالك في 2026-10-20 (القرار 34) بمقترحاتها؛ بُنيت المرحلتان أ وب، والباقي ينتظر</w:t>
+              <w:t xml:space="preserve">اعتمدها المالك في 2026-10-20 (القرار 34) بمقترحاتها؛ بُنيت المراحل أ وب وج، والباقي ينتظر</w:t>
             </w:r>
           </w:p>
         </w:tc>
@@ -4773,6 +4773,39 @@
           <w:rtl/>
         </w:rPr>
         <w:t xml:space="preserve"> §1 و§10 و§11 و§14 و§18 و§20). والمرحلة ب التقييم التجريبي (ADR 0022، FR-FIN-035، BR-FIN-036، الاختبار CA18).</w:t>
+      </w:r>
+    </w:p>
+    <w:p>
+      <w:pPr>
+        <w:pStyle w:val="ListParagraph"/>
+        <w:numPr>
+          <w:ilvl w:val="0"/>
+          <w:numId w:val="4"/>
+        </w:numPr>
+        <w:bidi/>
+        <w:spacing w:after="70" w:before="0" w:line="300"/>
+      </w:pPr>
+      <w:r>
+        <w:rPr>
+          <w:rFonts w:ascii="Arial" w:cs="Arial" w:eastAsia="Arial" w:hAnsi="Arial"/>
+          <w:b/>
+          <w:bCs/>
+          <w:sz w:val="21"/>
+          <w:szCs w:val="21"/>
+          <w:rtl/>
+        </w:rPr>
+        <w:t xml:space="preserve">المرحلة ج</w:t>
+      </w:r>
+      <w:r>
+        <w:rPr>
+          <w:rFonts w:ascii="Arial" w:cs="Arial" w:eastAsia="Arial" w:hAnsi="Arial"/>
+          <w:b w:val="false"/>
+          <w:bCs w:val="false"/>
+          <w:sz w:val="21"/>
+          <w:szCs w:val="21"/>
+          <w:rtl/>
+        </w:rPr>
+        <w:t xml:space="preserve"> (بطلب المالك 2026-10-20): نسخ العرض البديلة ومقارنتها وتحويل المختارة إلى قائمة مسودة (ADR 0023، FR-FIN-036، BR-FIN-037، الاختبار CA19).</w:t>
       </w:r>
     </w:p>
     <w:p>

--- a/treasury-platform/docs/36-INTERNAL-PERSPECTIVE-STUDY.docx
+++ b/treasury-platform/docs/36-INTERNAL-PERSPECTIVE-STUDY.docx
@@ -271,7 +271,7 @@
                 <w:szCs w:val="18"/>
                 <w:rtl/>
               </w:rPr>
-              <w:t xml:space="preserve">اعتمدها المالك في 2026-10-20 (القرار 34) بمقترحاتها؛ بُنيت المراحل أ وب وج، والباقي ينتظر</w:t>
+              <w:t xml:space="preserve">اعتمدها المالك في 2026-10-20 (القرار 34) بمقترحاتها؛ بُنيت المراحل أ وب وج ود، والباقي ينتظر</w:t>
             </w:r>
           </w:p>
         </w:tc>
@@ -4806,6 +4806,39 @@
           <w:rtl/>
         </w:rPr>
         <w:t xml:space="preserve"> (بطلب المالك 2026-10-20): نسخ العرض البديلة ومقارنتها وتحويل المختارة إلى قائمة مسودة (ADR 0023، FR-FIN-036، BR-FIN-037، الاختبار CA19).</w:t>
+      </w:r>
+    </w:p>
+    <w:p>
+      <w:pPr>
+        <w:pStyle w:val="ListParagraph"/>
+        <w:numPr>
+          <w:ilvl w:val="0"/>
+          <w:numId w:val="4"/>
+        </w:numPr>
+        <w:bidi/>
+        <w:spacing w:after="70" w:before="0" w:line="300"/>
+      </w:pPr>
+      <w:r>
+        <w:rPr>
+          <w:rFonts w:ascii="Arial" w:cs="Arial" w:eastAsia="Arial" w:hAnsi="Arial"/>
+          <w:b/>
+          <w:bCs/>
+          <w:sz w:val="21"/>
+          <w:szCs w:val="21"/>
+          <w:rtl/>
+        </w:rPr>
+        <w:t xml:space="preserve">المرحلة د</w:t>
+      </w:r>
+      <w:r>
+        <w:rPr>
+          <w:rFonts w:ascii="Arial" w:cs="Arial" w:eastAsia="Arial" w:hAnsi="Arial"/>
+          <w:b w:val="false"/>
+          <w:bCs w:val="false"/>
+          <w:sz w:val="21"/>
+          <w:szCs w:val="21"/>
+          <w:rtl/>
+        </w:rPr>
+        <w:t xml:space="preserve"> (بطلب المالك 2026-10-20): ملف الجاهزية قبل جهة التمويل، والجدول الزمني، والإنذار المبكر بستة أشهر (ADR 0024، FR-FIN-037، BR-FIN-038، الاختبار CA20).</w:t>
       </w:r>
     </w:p>
     <w:p>

--- a/treasury-platform/docs/36-INTERNAL-PERSPECTIVE-STUDY.docx
+++ b/treasury-platform/docs/36-INTERNAL-PERSPECTIVE-STUDY.docx
@@ -271,7 +271,7 @@
                 <w:szCs w:val="18"/>
                 <w:rtl/>
               </w:rPr>
-              <w:t xml:space="preserve">اعتمدها المالك في 2026-10-20 (القرار 34) بمقترحاتها؛ بُنيت المراحل أ وب وج ود، والباقي ينتظر</w:t>
+              <w:t xml:space="preserve">اعتمدها المالك في 2026-10-20 (القرار 34) بمقترحاتها؛ بُنيت المراحل أ إلى هـ، والمرحلة و تنتظر</w:t>
             </w:r>
           </w:p>
         </w:tc>
@@ -4839,6 +4839,39 @@
           <w:rtl/>
         </w:rPr>
         <w:t xml:space="preserve"> (بطلب المالك 2026-10-20): ملف الجاهزية قبل جهة التمويل، والجدول الزمني، والإنذار المبكر بستة أشهر (ADR 0024، FR-FIN-037، BR-FIN-038، الاختبار CA20).</w:t>
+      </w:r>
+    </w:p>
+    <w:p>
+      <w:pPr>
+        <w:pStyle w:val="ListParagraph"/>
+        <w:numPr>
+          <w:ilvl w:val="0"/>
+          <w:numId w:val="4"/>
+        </w:numPr>
+        <w:bidi/>
+        <w:spacing w:after="70" w:before="0" w:line="300"/>
+      </w:pPr>
+      <w:r>
+        <w:rPr>
+          <w:rFonts w:ascii="Arial" w:cs="Arial" w:eastAsia="Arial" w:hAnsi="Arial"/>
+          <w:b/>
+          <w:bCs/>
+          <w:sz w:val="21"/>
+          <w:szCs w:val="21"/>
+          <w:rtl/>
+        </w:rPr>
+        <w:t xml:space="preserve">المرحلة هـ</w:t>
+      </w:r>
+      <w:r>
+        <w:rPr>
+          <w:rFonts w:ascii="Arial" w:cs="Arial" w:eastAsia="Arial" w:hAnsi="Arial"/>
+          <w:b w:val="false"/>
+          <w:bCs w:val="false"/>
+          <w:sz w:val="21"/>
+          <w:szCs w:val="21"/>
+          <w:rtl/>
+        </w:rPr>
+        <w:t xml:space="preserve"> (بطلب المالك 2026-10-20): تقييم القوائم التقديرية (الموازنة) ومقارنتها بالسنة الفعلية (ADR 0025، FR-FIN-038، BR-FIN-039، الاختبار CA21).</w:t>
       </w:r>
     </w:p>
     <w:p>

--- a/treasury-platform/docs/36-INTERNAL-PERSPECTIVE-STUDY.docx
+++ b/treasury-platform/docs/36-INTERNAL-PERSPECTIVE-STUDY.docx
@@ -271,7 +271,7 @@
                 <w:szCs w:val="18"/>
                 <w:rtl/>
               </w:rPr>
-              <w:t xml:space="preserve">اعتمدها المالك في 2026-10-20 (القرار 34) بمقترحاتها؛ بُنيت المراحل أ إلى هـ، والمرحلة و تنتظر</w:t>
+              <w:t xml:space="preserve">اعتمدها المالك في 2026-10-20 (القرار 34) بمقترحاتها؛ بُنيت المراحل الست كلها (أ إلى و)</w:t>
             </w:r>
           </w:p>
         </w:tc>
@@ -4872,6 +4872,39 @@
           <w:rtl/>
         </w:rPr>
         <w:t xml:space="preserve"> (بطلب المالك 2026-10-20): تقييم القوائم التقديرية (الموازنة) ومقارنتها بالسنة الفعلية (ADR 0025، FR-FIN-038، BR-FIN-039، الاختبار CA21).</w:t>
+      </w:r>
+    </w:p>
+    <w:p>
+      <w:pPr>
+        <w:pStyle w:val="ListParagraph"/>
+        <w:numPr>
+          <w:ilvl w:val="0"/>
+          <w:numId w:val="4"/>
+        </w:numPr>
+        <w:bidi/>
+        <w:spacing w:after="70" w:before="0" w:line="300"/>
+      </w:pPr>
+      <w:r>
+        <w:rPr>
+          <w:rFonts w:ascii="Arial" w:cs="Arial" w:eastAsia="Arial" w:hAnsi="Arial"/>
+          <w:b/>
+          <w:bCs/>
+          <w:sz w:val="21"/>
+          <w:szCs w:val="21"/>
+          <w:rtl/>
+        </w:rPr>
+        <w:t xml:space="preserve">المرحلة و</w:t>
+      </w:r>
+      <w:r>
+        <w:rPr>
+          <w:rFonts w:ascii="Arial" w:cs="Arial" w:eastAsia="Arial" w:hAnsi="Arial"/>
+          <w:b w:val="false"/>
+          <w:bCs w:val="false"/>
+          <w:sz w:val="21"/>
+          <w:szCs w:val="21"/>
+          <w:rtl/>
+        </w:rPr>
+        <w:t xml:space="preserve"> (بطلب المالك 2026-10-20): التصنيف الذي يبلغ به البنك الشركة ومقارنته بتقييمها وموضع الافتراق (ADR 0026، FR-FIN-039، BR-FIN-040، الاختبار CA22).</w:t>
       </w:r>
     </w:p>
     <w:p>

--- a/treasury-platform/docs/36-INTERNAL-PERSPECTIVE-STUDY.docx
+++ b/treasury-platform/docs/36-INTERNAL-PERSPECTIVE-STUDY.docx
@@ -4905,6 +4905,63 @@
           <w:rtl/>
         </w:rPr>
         <w:t xml:space="preserve"> (بطلب المالك 2026-10-20): التصنيف الذي يبلغ به البنك الشركة ومقارنته بتقييمها وموضع الافتراق (ADR 0026، FR-FIN-039، BR-FIN-040، الاختبار CA22).</w:t>
+      </w:r>
+    </w:p>
+    <w:p>
+      <w:pPr>
+        <w:pStyle w:val="ListParagraph"/>
+        <w:numPr>
+          <w:ilvl w:val="0"/>
+          <w:numId w:val="4"/>
+        </w:numPr>
+        <w:bidi/>
+        <w:spacing w:after="70" w:before="0" w:line="300"/>
+      </w:pPr>
+      <w:r>
+        <w:rPr>
+          <w:rFonts w:ascii="Arial" w:cs="Arial" w:eastAsia="Arial" w:hAnsi="Arial"/>
+          <w:b/>
+          <w:bCs/>
+          <w:sz w:val="21"/>
+          <w:szCs w:val="21"/>
+          <w:rtl/>
+        </w:rPr>
+        <w:t xml:space="preserve">مهمة إشعارات الإنذار المبكر</w:t>
+      </w:r>
+      <w:r>
+        <w:rPr>
+          <w:rFonts w:ascii="Arial" w:cs="Arial" w:eastAsia="Arial" w:hAnsi="Arial"/>
+          <w:b w:val="false"/>
+          <w:bCs w:val="false"/>
+          <w:sz w:val="21"/>
+          <w:szCs w:val="21"/>
+          <w:rtl/>
+        </w:rPr>
+        <w:t xml:space="preserve"> (بطلب المالك 2026-10-20): مهمة يومية </w:t>
+      </w:r>
+      <w:r>
+        <w:rPr>
+          <w:rFonts w:ascii="Courier New" w:cs="Courier New" w:eastAsia="Courier New" w:hAnsi="Courier New"/>
+          <w:b w:val="false"/>
+          <w:bCs w:val="false"/>
+          <w:color w:val="1F2937"/>
+          <w:sz w:val="18"/>
+          <w:szCs w:val="18"/>
+          <w:shd w:fill="F1F3F5" w:color="auto" w:val="clear"/>
+          <w:rtl/>
+        </w:rPr>
+        <w:t xml:space="preserve">‎JOB-FIN-READINESS‎</w:t>
+      </w:r>
+      <w:r>
+        <w:rPr>
+          <w:rFonts w:ascii="Arial" w:cs="Arial" w:eastAsia="Arial" w:hAnsi="Arial"/>
+          <w:b w:val="false"/>
+          <w:bCs w:val="false"/>
+          <w:sz w:val="21"/>
+          <w:szCs w:val="21"/>
+          <w:rtl/>
+        </w:rPr>
+        <w:t xml:space="preserve"> ترسل الإنذار بكل موعد غير جاهز دون أن يفتح أحد ملف الجاهزية. ترسله مرة عند دخول الموعد مدة التنبيه، ثم عند 90 و30 و7 أيام، ومرة أخرى إن ساءت جاهزيته. ولا يتكرر بإعادة التشغيل ولا بعد توقف المهمة (ADR 0027، FR-FIN-040، BR-FIN-041، الاختبار CA23).</w:t>
       </w:r>
     </w:p>
     <w:p>

--- a/treasury-platform/docs/36-INTERNAL-PERSPECTIVE-STUDY.docx
+++ b/treasury-platform/docs/36-INTERNAL-PERSPECTIVE-STUDY.docx
@@ -4962,6 +4962,63 @@
           <w:rtl/>
         </w:rPr>
         <w:t xml:space="preserve"> ترسل الإنذار بكل موعد غير جاهز دون أن يفتح أحد ملف الجاهزية. ترسله مرة عند دخول الموعد مدة التنبيه، ثم عند 90 و30 و7 أيام، ومرة أخرى إن ساءت جاهزيته. ولا يتكرر بإعادة التشغيل ولا بعد توقف المهمة (ADR 0027، FR-FIN-040، BR-FIN-041، الاختبار CA23).</w:t>
+      </w:r>
+    </w:p>
+    <w:p>
+      <w:pPr>
+        <w:pStyle w:val="ListParagraph"/>
+        <w:numPr>
+          <w:ilvl w:val="0"/>
+          <w:numId w:val="4"/>
+        </w:numPr>
+        <w:bidi/>
+        <w:spacing w:after="70" w:before="0" w:line="300"/>
+      </w:pPr>
+      <w:r>
+        <w:rPr>
+          <w:rFonts w:ascii="Arial" w:cs="Arial" w:eastAsia="Arial" w:hAnsi="Arial"/>
+          <w:b/>
+          <w:bCs/>
+          <w:sz w:val="21"/>
+          <w:szCs w:val="21"/>
+          <w:rtl/>
+        </w:rPr>
+        <w:t xml:space="preserve">قوالب رسائل الإنذار بالعربية والإنجليزية</w:t>
+      </w:r>
+      <w:r>
+        <w:rPr>
+          <w:rFonts w:ascii="Arial" w:cs="Arial" w:eastAsia="Arial" w:hAnsi="Arial"/>
+          <w:b w:val="false"/>
+          <w:bCs w:val="false"/>
+          <w:sz w:val="21"/>
+          <w:szCs w:val="21"/>
+          <w:rtl/>
+        </w:rPr>
+        <w:t xml:space="preserve"> (بطلب المالك 2026-10-20): رسالة حمراء وأخرى صفراء، في التطبيق وبالبريد، بلغة المستلم. تذكر الموعد ومرجعه والأيام الباقية وسبب الجاهزية ودرجة التقييم، وما يُنصح به قبل الموعد. وهي أول محتوى في حزمة المشترك </w:t>
+      </w:r>
+      <w:r>
+        <w:rPr>
+          <w:rFonts w:ascii="Courier New" w:cs="Courier New" w:eastAsia="Courier New" w:hAnsi="Courier New"/>
+          <w:b w:val="false"/>
+          <w:bCs w:val="false"/>
+          <w:color w:val="1F2937"/>
+          <w:sz w:val="18"/>
+          <w:szCs w:val="18"/>
+          <w:shd w:fill="F1F3F5" w:color="auto" w:val="clear"/>
+          <w:rtl/>
+        </w:rPr>
+        <w:t xml:space="preserve">‎NTF.BASE‎</w:t>
+      </w:r>
+      <w:r>
+        <w:rPr>
+          <w:rFonts w:ascii="Arial" w:cs="Arial" w:eastAsia="Arial" w:hAnsi="Arial"/>
+          <w:b w:val="false"/>
+          <w:bCs w:val="false"/>
+          <w:sz w:val="21"/>
+          <w:szCs w:val="21"/>
+          <w:rtl/>
+        </w:rPr>
+        <w:t xml:space="preserve"> (ADR 0028، FR-FIN-041، BR-FIN-042، الاختبار CA24).</w:t>
       </w:r>
     </w:p>
     <w:p>

--- a/treasury-platform/docs/36-INTERNAL-PERSPECTIVE-STUDY.docx
+++ b/treasury-platform/docs/36-INTERNAL-PERSPECTIVE-STUDY.docx
@@ -5019,6 +5019,63 @@
           <w:rtl/>
         </w:rPr>
         <w:t xml:space="preserve"> (ADR 0028، FR-FIN-041، BR-FIN-042، الاختبار CA24).</w:t>
+      </w:r>
+    </w:p>
+    <w:p>
+      <w:pPr>
+        <w:pStyle w:val="ListParagraph"/>
+        <w:numPr>
+          <w:ilvl w:val="0"/>
+          <w:numId w:val="4"/>
+        </w:numPr>
+        <w:bidi/>
+        <w:spacing w:after="70" w:before="0" w:line="300"/>
+      </w:pPr>
+      <w:r>
+        <w:rPr>
+          <w:rFonts w:ascii="Arial" w:cs="Arial" w:eastAsia="Arial" w:hAnsi="Arial"/>
+          <w:b/>
+          <w:bCs/>
+          <w:sz w:val="21"/>
+          <w:szCs w:val="21"/>
+          <w:rtl/>
+        </w:rPr>
+        <w:t xml:space="preserve">ضوابط من المراجعة المعمارية 3.0</w:t>
+      </w:r>
+      <w:r>
+        <w:rPr>
+          <w:rFonts w:ascii="Arial" w:cs="Arial" w:eastAsia="Arial" w:hAnsi="Arial"/>
+          <w:b w:val="false"/>
+          <w:bCs w:val="false"/>
+          <w:sz w:val="21"/>
+          <w:szCs w:val="21"/>
+          <w:rtl/>
+        </w:rPr>
+        <w:t xml:space="preserve"> (بطلب المالك 2026-10-20): تصديق التقييم المعتمد قبل استعماله خارج الشركة بيد من هو خارج خط الإعداد والاعتماد، والمدقق الداخلي افتراضًا. وسبب إلزامي لاختيار نسخة العرض. ومعايرة متراكمة بين تقييم الشركة وتصنيفات جهاتها تبيّن ميلها. والرد على المراجعة في </w:t>
+      </w:r>
+      <w:r>
+        <w:rPr>
+          <w:rFonts w:ascii="Courier New" w:cs="Courier New" w:eastAsia="Courier New" w:hAnsi="Courier New"/>
+          <w:b w:val="false"/>
+          <w:bCs w:val="false"/>
+          <w:color w:val="1F2937"/>
+          <w:sz w:val="18"/>
+          <w:szCs w:val="18"/>
+          <w:shd w:fill="F1F3F5" w:color="auto" w:val="clear"/>
+          <w:rtl/>
+        </w:rPr>
+        <w:t xml:space="preserve">‎docs/37-review-v3-response.md‎</w:t>
+      </w:r>
+      <w:r>
+        <w:rPr>
+          <w:rFonts w:ascii="Arial" w:cs="Arial" w:eastAsia="Arial" w:hAnsi="Arial"/>
+          <w:b w:val="false"/>
+          <w:bCs w:val="false"/>
+          <w:sz w:val="21"/>
+          <w:szCs w:val="21"/>
+          <w:rtl/>
+        </w:rPr>
+        <w:t xml:space="preserve"> (ADR 0029، FR-FIN-042 إلى FR-FIN-044، BR-FIN-043 إلى BR-FIN-045، الاختباران CA25 وCA26).</w:t>
       </w:r>
     </w:p>
     <w:p>

--- a/treasury-platform/docs/36-INTERNAL-PERSPECTIVE-STUDY.docx
+++ b/treasury-platform/docs/36-INTERNAL-PERSPECTIVE-STUDY.docx
@@ -5076,6 +5076,63 @@
           <w:rtl/>
         </w:rPr>
         <w:t xml:space="preserve"> (ADR 0029، FR-FIN-042 إلى FR-FIN-044، BR-FIN-043 إلى BR-FIN-045، الاختباران CA25 وCA26).</w:t>
+      </w:r>
+    </w:p>
+    <w:p>
+      <w:pPr>
+        <w:pStyle w:val="ListParagraph"/>
+        <w:numPr>
+          <w:ilvl w:val="0"/>
+          <w:numId w:val="4"/>
+        </w:numPr>
+        <w:bidi/>
+        <w:spacing w:after="70" w:before="0" w:line="300"/>
+      </w:pPr>
+      <w:r>
+        <w:rPr>
+          <w:rFonts w:ascii="Arial" w:cs="Arial" w:eastAsia="Arial" w:hAnsi="Arial"/>
+          <w:b/>
+          <w:bCs/>
+          <w:sz w:val="21"/>
+          <w:szCs w:val="21"/>
+          <w:rtl/>
+        </w:rPr>
+        <w:t xml:space="preserve">ضوابط من دراسة المراجعة 4.0 (القرار 35):</w:t>
+      </w:r>
+      <w:r>
+        <w:rPr>
+          <w:rFonts w:ascii="Arial" w:cs="Arial" w:eastAsia="Arial" w:hAnsi="Arial"/>
+          <w:b w:val="false"/>
+          <w:bCs w:val="false"/>
+          <w:sz w:val="21"/>
+          <w:szCs w:val="21"/>
+          <w:rtl/>
+        </w:rPr>
+        <w:t xml:space="preserve"> الأرصدة الشهرية والمبالغ المحوَّلة المؤكدة لا تتغير إلا بإعادة فتح مسبَّبة بيد غير مُدخِلها. وحزمة أدلة مختومة للتقييم المصدَّق. والمعايرة تدخل الجاهزية: التفاؤل وقِدم التصنيف يجعلان الموعد أصفر. والإنذار الأحمر يصل المصدِّقين، ومنهم دور جديد هو مسؤول المخاطر RK. ومصفوفة لمخصص الذمم تقارن المخصص المسجَّل بالمتوقع. والدراسة في </w:t>
+      </w:r>
+      <w:r>
+        <w:rPr>
+          <w:rFonts w:ascii="Courier New" w:cs="Courier New" w:eastAsia="Courier New" w:hAnsi="Courier New"/>
+          <w:b w:val="false"/>
+          <w:bCs w:val="false"/>
+          <w:color w:val="1F2937"/>
+          <w:sz w:val="18"/>
+          <w:szCs w:val="18"/>
+          <w:shd w:fill="F1F3F5" w:color="auto" w:val="clear"/>
+          <w:rtl/>
+        </w:rPr>
+        <w:t xml:space="preserve">‎docs/38-review-v4-study.md‎</w:t>
+      </w:r>
+      <w:r>
+        <w:rPr>
+          <w:rFonts w:ascii="Arial" w:cs="Arial" w:eastAsia="Arial" w:hAnsi="Arial"/>
+          <w:b w:val="false"/>
+          <w:bCs w:val="false"/>
+          <w:sz w:val="21"/>
+          <w:szCs w:val="21"/>
+          <w:rtl/>
+        </w:rPr>
+        <w:t xml:space="preserve"> (ADR 0030، FR-FIN-045 إلى FR-FIN-048، BR-FIN-046 إلى BR-FIN-049، الاختبارات CA27 إلى CA30).</w:t>
       </w:r>
     </w:p>
     <w:p>

--- a/treasury-platform/docs/36-INTERNAL-PERSPECTIVE-STUDY.docx
+++ b/treasury-platform/docs/36-INTERNAL-PERSPECTIVE-STUDY.docx
@@ -5133,6 +5133,39 @@
           <w:rtl/>
         </w:rPr>
         <w:t xml:space="preserve"> (ADR 0030، FR-FIN-045 إلى FR-FIN-048، BR-FIN-046 إلى BR-FIN-049، الاختبارات CA27 إلى CA30).</w:t>
+      </w:r>
+    </w:p>
+    <w:p>
+      <w:pPr>
+        <w:pStyle w:val="ListParagraph"/>
+        <w:numPr>
+          <w:ilvl w:val="0"/>
+          <w:numId w:val="4"/>
+        </w:numPr>
+        <w:bidi/>
+        <w:spacing w:after="70" w:before="0" w:line="300"/>
+      </w:pPr>
+      <w:r>
+        <w:rPr>
+          <w:rFonts w:ascii="Arial" w:cs="Arial" w:eastAsia="Arial" w:hAnsi="Arial"/>
+          <w:b/>
+          <w:bCs/>
+          <w:sz w:val="21"/>
+          <w:szCs w:val="21"/>
+          <w:rtl/>
+        </w:rPr>
+        <w:t xml:space="preserve">إقفال الفترات اختياريًا</w:t>
+      </w:r>
+      <w:r>
+        <w:rPr>
+          <w:rFonts w:ascii="Arial" w:cs="Arial" w:eastAsia="Arial" w:hAnsi="Arial"/>
+          <w:b w:val="false"/>
+          <w:bCs w:val="false"/>
+          <w:sz w:val="21"/>
+          <w:szCs w:val="21"/>
+          <w:rtl/>
+        </w:rPr>
+        <w:t xml:space="preserve"> (بطلب المالك 2026-10-20): تقفل الشركة سنتها بعد اعتماد قوائمها وتأكيد أرقامها، فلا تتغير فيها نسخة ولا رقم حتى يعيد فتحها غير من أقفلها بسبب (ADR 0031، FR-FIN-049، BR-FIN-050، الاختبار CA31).</w:t>
       </w:r>
     </w:p>
     <w:p>
